--- a/Ciclo-2024-Segundo-Semestre/Contenido/Recursos Educativos/Ejercicios/Ejercicio Semana 4.docx
+++ b/Ciclo-2024-Segundo-Semestre/Contenido/Recursos Educativos/Ejercicios/Ejercicio Semana 4.docx
@@ -7,13 +7,15 @@
         <w:spacing w:line="256" w:lineRule="auto"/>
         <w:rPr>
           <w:b w:val="1"/>
-          <w:sz w:val="24"/>
-          <w:szCs w:val="24"/>
-        </w:rPr>
-      </w:pPr>
-      <w:r>
-        <w:rPr>
-          <w:b w:val="1"/>
+          <w:bCs w:val="1"/>
+          <w:sz w:val="24"/>
+          <w:szCs w:val="24"/>
+        </w:rPr>
+      </w:pPr>
+      <w:r>
+        <w:rPr>
+          <w:b w:val="1"/>
+          <w:bCs w:val="1"/>
           <w:sz w:val="24"/>
           <w:szCs w:val="24"/>
           <w:rtl w:val="0"/>
@@ -26,13 +28,15 @@
         <w:spacing w:line="256" w:lineRule="auto"/>
         <w:rPr>
           <w:b w:val="1"/>
-          <w:sz w:val="24"/>
-          <w:szCs w:val="24"/>
-        </w:rPr>
-      </w:pPr>
-      <w:r>
-        <w:rPr>
-          <w:b w:val="1"/>
+          <w:bCs w:val="1"/>
+          <w:sz w:val="24"/>
+          <w:szCs w:val="24"/>
+        </w:rPr>
+      </w:pPr>
+      <w:r>
+        <w:rPr>
+          <w:b w:val="1"/>
+          <w:bCs w:val="1"/>
           <w:sz w:val="24"/>
           <w:szCs w:val="24"/>
           <w:rtl w:val="0"/>
@@ -62,7 +66,7 @@
                   </pic:nvPicPr>
                   <pic:blipFill>
                     <a:blip r:embed="rId6"/>
-                    <a:srcRect b="10839" l="13099" r="19396" t="19747"/>
+                    <a:srcRect b="10840" l="13099" r="19396" t="19748"/>
                     <a:stretch>
                       <a:fillRect/>
                     </a:stretch>
@@ -87,13 +91,15 @@
         <w:spacing w:line="256" w:lineRule="auto"/>
         <w:rPr>
           <w:b w:val="1"/>
-          <w:sz w:val="24"/>
-          <w:szCs w:val="24"/>
-        </w:rPr>
-      </w:pPr>
-      <w:r>
-        <w:rPr>
-          <w:b w:val="1"/>
+          <w:bCs w:val="1"/>
+          <w:sz w:val="24"/>
+          <w:szCs w:val="24"/>
+        </w:rPr>
+      </w:pPr>
+      <w:r>
+        <w:rPr>
+          <w:b w:val="1"/>
+          <w:bCs w:val="1"/>
           <w:sz w:val="24"/>
           <w:szCs w:val="24"/>
           <w:rtl w:val="0"/>
@@ -106,13 +112,15 @@
         <w:spacing w:line="256" w:lineRule="auto"/>
         <w:rPr>
           <w:b w:val="1"/>
-          <w:sz w:val="24"/>
-          <w:szCs w:val="24"/>
-        </w:rPr>
-      </w:pPr>
-      <w:r>
-        <w:rPr>
-          <w:b w:val="1"/>
+          <w:bCs w:val="1"/>
+          <w:sz w:val="24"/>
+          <w:szCs w:val="24"/>
+        </w:rPr>
+      </w:pPr>
+      <w:r>
+        <w:rPr>
+          <w:b w:val="1"/>
+          <w:bCs w:val="1"/>
           <w:sz w:val="24"/>
           <w:szCs w:val="24"/>
           <w:rtl w:val="0"/>
@@ -125,13 +133,15 @@
         <w:spacing w:line="256" w:lineRule="auto"/>
         <w:rPr>
           <w:b w:val="1"/>
-          <w:sz w:val="24"/>
-          <w:szCs w:val="24"/>
-        </w:rPr>
-      </w:pPr>
-      <w:r>
-        <w:rPr>
-          <w:b w:val="1"/>
+          <w:bCs w:val="1"/>
+          <w:sz w:val="24"/>
+          <w:szCs w:val="24"/>
+        </w:rPr>
+      </w:pPr>
+      <w:r>
+        <w:rPr>
+          <w:b w:val="1"/>
+          <w:bCs w:val="1"/>
           <w:sz w:val="24"/>
           <w:szCs w:val="24"/>
           <w:rtl w:val="0"/>
@@ -144,13 +154,15 @@
         <w:spacing w:line="256" w:lineRule="auto"/>
         <w:rPr>
           <w:b w:val="1"/>
-          <w:sz w:val="24"/>
-          <w:szCs w:val="24"/>
-        </w:rPr>
-      </w:pPr>
-      <w:r>
-        <w:rPr>
-          <w:b w:val="1"/>
+          <w:bCs w:val="1"/>
+          <w:sz w:val="24"/>
+          <w:szCs w:val="24"/>
+        </w:rPr>
+      </w:pPr>
+      <w:r>
+        <w:rPr>
+          <w:b w:val="1"/>
+          <w:bCs w:val="1"/>
           <w:sz w:val="24"/>
           <w:szCs w:val="24"/>
           <w:rtl w:val="0"/>
@@ -180,13 +192,15 @@
         <w:spacing w:line="256" w:lineRule="auto"/>
         <w:rPr>
           <w:b w:val="1"/>
-          <w:sz w:val="24"/>
-          <w:szCs w:val="24"/>
-        </w:rPr>
-      </w:pPr>
-      <w:r>
-        <w:rPr>
-          <w:b w:val="1"/>
+          <w:bCs w:val="1"/>
+          <w:sz w:val="24"/>
+          <w:szCs w:val="24"/>
+        </w:rPr>
+      </w:pPr>
+      <w:r>
+        <w:rPr>
+          <w:b w:val="1"/>
+          <w:bCs w:val="1"/>
           <w:sz w:val="24"/>
           <w:szCs w:val="24"/>
           <w:rtl w:val="0"/>
@@ -230,6 +244,7 @@
         <w:jc w:val="center"/>
         <w:rPr>
           <w:b w:val="1"/>
+          <w:bCs w:val="1"/>
           <w:sz w:val="40"/>
           <w:szCs w:val="40"/>
         </w:rPr>
@@ -237,6 +252,7 @@
       <w:r>
         <w:rPr>
           <w:b w:val="1"/>
+          <w:bCs w:val="1"/>
           <w:sz w:val="40"/>
           <w:szCs w:val="40"/>
           <w:rtl w:val="0"/>
@@ -253,6 +269,7 @@
         <w:jc w:val="center"/>
         <w:rPr>
           <w:b w:val="1"/>
+          <w:bCs w:val="1"/>
           <w:sz w:val="40"/>
           <w:szCs w:val="40"/>
         </w:rPr>
@@ -260,6 +277,7 @@
       <w:r>
         <w:rPr>
           <w:b w:val="1"/>
+          <w:bCs w:val="1"/>
           <w:sz w:val="40"/>
           <w:szCs w:val="40"/>
           <w:rtl w:val="0"/>
@@ -292,6 +310,7 @@
         <w:jc w:val="center"/>
         <w:rPr>
           <w:b w:val="1"/>
+          <w:bCs w:val="1"/>
           <w:color w:val="1155cc"/>
           <w:sz w:val="48"/>
           <w:szCs w:val="48"/>
@@ -302,6 +321,7 @@
       <w:r>
         <w:rPr>
           <w:b w:val="1"/>
+          <w:bCs w:val="1"/>
           <w:color w:val="1155cc"/>
           <w:sz w:val="48"/>
           <w:szCs w:val="48"/>
@@ -339,6 +359,7 @@
         <w:jc w:val="both"/>
         <w:rPr>
           <w:b w:val="1"/>
+          <w:bCs w:val="1"/>
           <w:color w:val="1155cc"/>
         </w:rPr>
       </w:pPr>
@@ -347,6 +368,7 @@
       <w:r>
         <w:rPr>
           <w:b w:val="1"/>
+          <w:bCs w:val="1"/>
           <w:color w:val="1155cc"/>
           <w:rtl w:val="0"/>
         </w:rPr>
@@ -358,11 +380,13 @@
         <w:jc w:val="both"/>
         <w:rPr>
           <w:b w:val="1"/>
-        </w:rPr>
-      </w:pPr>
-      <w:r>
-        <w:rPr>
-          <w:b w:val="1"/>
+          <w:bCs w:val="1"/>
+        </w:rPr>
+      </w:pPr>
+      <w:r>
+        <w:rPr>
+          <w:b w:val="1"/>
+          <w:bCs w:val="1"/>
           <w:rtl w:val="0"/>
         </w:rPr>
         <w:t xml:space="preserve">Contexto del ejercicio:</w:t>
@@ -397,6 +421,7 @@
         <w:pStyle w:val="Heading2"/>
         <w:rPr>
           <w:b w:val="1"/>
+          <w:bCs w:val="1"/>
           <w:color w:val="1155cc"/>
         </w:rPr>
       </w:pPr>
@@ -405,6 +430,7 @@
       <w:r>
         <w:rPr>
           <w:b w:val="1"/>
+          <w:bCs w:val="1"/>
           <w:color w:val="1155cc"/>
           <w:rtl w:val="0"/>
         </w:rPr>
@@ -415,11 +441,13 @@
       <w:pPr>
         <w:rPr>
           <w:b w:val="1"/>
-        </w:rPr>
-      </w:pPr>
-      <w:r>
-        <w:rPr>
-          <w:b w:val="1"/>
+          <w:bCs w:val="1"/>
+        </w:rPr>
+      </w:pPr>
+      <w:r>
+        <w:rPr>
+          <w:b w:val="1"/>
+          <w:bCs w:val="1"/>
           <w:rtl w:val="0"/>
         </w:rPr>
         <w:t xml:space="preserve">Crear un archivo Dockerfile</w:t>
@@ -892,59 +920,65 @@
       <w:pPr>
         <w:rPr>
           <w:b w:val="1"/>
-        </w:rPr>
-      </w:pPr>
-      <w:r>
-        <w:rPr>
-          <w:rtl w:val="0"/>
-        </w:rPr>
-      </w:r>
-    </w:p>
-    <w:p>
-      <w:pPr>
-        <w:rPr>
-          <w:b w:val="1"/>
-        </w:rPr>
-      </w:pPr>
-      <w:r>
-        <w:rPr>
-          <w:rtl w:val="0"/>
-        </w:rPr>
-      </w:r>
-    </w:p>
-    <w:p>
-      <w:pPr>
-        <w:rPr>
-          <w:b w:val="1"/>
-        </w:rPr>
-      </w:pPr>
-      <w:r>
-        <w:rPr>
-          <w:rtl w:val="0"/>
-        </w:rPr>
-      </w:r>
-    </w:p>
-    <w:p>
-      <w:pPr>
-        <w:rPr>
-          <w:b w:val="1"/>
-        </w:rPr>
-      </w:pPr>
-      <w:r>
-        <w:rPr>
-          <w:rtl w:val="0"/>
-        </w:rPr>
-      </w:r>
-    </w:p>
-    <w:p>
-      <w:pPr>
-        <w:rPr>
-          <w:b w:val="1"/>
-        </w:rPr>
-      </w:pPr>
-      <w:r>
-        <w:rPr>
-          <w:b w:val="1"/>
+          <w:bCs w:val="1"/>
+        </w:rPr>
+      </w:pPr>
+      <w:r>
+        <w:rPr>
+          <w:rtl w:val="0"/>
+        </w:rPr>
+      </w:r>
+    </w:p>
+    <w:p>
+      <w:pPr>
+        <w:rPr>
+          <w:b w:val="1"/>
+          <w:bCs w:val="1"/>
+        </w:rPr>
+      </w:pPr>
+      <w:r>
+        <w:rPr>
+          <w:rtl w:val="0"/>
+        </w:rPr>
+      </w:r>
+    </w:p>
+    <w:p>
+      <w:pPr>
+        <w:rPr>
+          <w:b w:val="1"/>
+          <w:bCs w:val="1"/>
+        </w:rPr>
+      </w:pPr>
+      <w:r>
+        <w:rPr>
+          <w:rtl w:val="0"/>
+        </w:rPr>
+      </w:r>
+    </w:p>
+    <w:p>
+      <w:pPr>
+        <w:rPr>
+          <w:b w:val="1"/>
+          <w:bCs w:val="1"/>
+        </w:rPr>
+      </w:pPr>
+      <w:r>
+        <w:rPr>
+          <w:rtl w:val="0"/>
+        </w:rPr>
+      </w:r>
+    </w:p>
+    <w:p>
+      <w:pPr>
+        <w:rPr>
+          <w:b w:val="1"/>
+          <w:bCs w:val="1"/>
+        </w:rPr>
+      </w:pPr>
+      <w:r>
+        <w:rPr>
+          <w:b w:val="1"/>
+          <w:bCs w:val="1"/>
           <w:rtl w:val="0"/>
         </w:rPr>
         <w:t xml:space="preserve">Construir la imagen Docker</w:t>
@@ -1117,11 +1151,13 @@
       <w:pPr>
         <w:rPr>
           <w:b w:val="1"/>
-        </w:rPr>
-      </w:pPr>
-      <w:r>
-        <w:rPr>
-          <w:b w:val="1"/>
+          <w:bCs w:val="1"/>
+        </w:rPr>
+      </w:pPr>
+      <w:r>
+        <w:rPr>
+          <w:b w:val="1"/>
+          <w:bCs w:val="1"/>
           <w:rtl w:val="0"/>
         </w:rPr>
         <w:t xml:space="preserve">Ejecutar el contenedor:</w:t>
@@ -1219,6 +1255,7 @@
       <w:r>
         <w:rPr>
           <w:b w:val="1"/>
+          <w:bCs w:val="1"/>
           <w:color w:val="cc0000"/>
           <w:rtl w:val="0"/>
         </w:rPr>
@@ -1307,6 +1344,7 @@
     </w:pPr>
     <w:rPr>
       <w:b w:val="0"/>
+      <w:bCs w:val="0"/>
       <w:sz w:val="32"/>
       <w:szCs w:val="32"/>
     </w:rPr>
@@ -1323,6 +1361,7 @@
     </w:pPr>
     <w:rPr>
       <w:b w:val="0"/>
+      <w:bCs w:val="0"/>
       <w:color w:val="434343"/>
       <w:sz w:val="28"/>
       <w:szCs w:val="28"/>
@@ -1372,6 +1411,7 @@
     </w:pPr>
     <w:rPr>
       <w:i w:val="1"/>
+      <w:iCs w:val="1"/>
       <w:color w:val="666666"/>
       <w:sz w:val="22"/>
       <w:szCs w:val="22"/>
@@ -1405,6 +1445,7 @@
     <w:rPr>
       <w:rFonts w:ascii="Arial" w:cs="Arial" w:eastAsia="Arial" w:hAnsi="Arial"/>
       <w:i w:val="0"/>
+      <w:iCs w:val="0"/>
       <w:color w:val="666666"/>
       <w:sz w:val="30"/>
       <w:szCs w:val="30"/>
